--- a/worksheets/Lab02-Worksheet.docx
+++ b/worksheets/Lab02-Worksheet.docx
@@ -24,7 +24,7 @@
           <w:color w:val="1A3C6E"/>
           <w:sz w:val="32"/>
         </w:rPr>
-        <w:t>Lab 02 — Create a generative AI chat app</w:t>
+        <w:t>Lab 02 — Explore models and evaluate performance</w:t>
       </w:r>
     </w:p>
     <w:p>
@@ -117,7 +117,7 @@
     </w:p>
     <w:p>
       <w:r>
-        <w:t>In this lab, you deployed a gpt-4o model in a Microsoft Foundry project, then built a Python chat application using the Foundry and Azure OpenAI SDKs. You configured the project endpoint, wrote code to connect to your project, create a chat client, and implement a multi-turn conversation loop in Cloud Shell.</w:t>
+        <w:t>In this lab, you used the Microsoft Foundry model catalog and leaderboard to compare gpt-4.1 and gpt-4.1-mini across quality, cost, and safety benchmarks, then deployed both models and tested them side-by-side in the playground. You also ran an automated model evaluation using a synthetically generated travel-assistant dataset and reviewed the AI-judge results to identify failure patterns and improvement opportunities.</w:t>
       </w:r>
     </w:p>
     <w:p/>
@@ -145,12 +145,12 @@
           <w:b/>
           <w:sz w:val="22"/>
         </w:rPr>
-        <w:t>Screenshot 1 — Project Overview</w:t>
+        <w:t>Screenshot 1 — Leaderboard Comparison</w:t>
       </w:r>
     </w:p>
     <w:p>
       <w:r>
-        <w:t>In the Foundry portal, capture your project's Overview page showing the Foundry project endpoint in the Endpoints and keys area.</w:t>
+        <w:t>In the Microsoft Foundry model catalog leaderboard, after selecting gpt-4.1 and gpt-4.1-mini for side-by-side comparison, capture a screenshot showing the benchmark comparison table with both models' performance, cost, and context-window metrics visible.</w:t>
       </w:r>
     </w:p>
     <w:tbl>
@@ -193,12 +193,12 @@
           <w:b/>
           <w:sz w:val="22"/>
         </w:rPr>
-        <w:t>Screenshot 2 — Cloud Shell Code Setup</w:t>
+        <w:t>Screenshot 2 — Playground Model Comparison</w:t>
       </w:r>
     </w:p>
     <w:p>
       <w:r>
-        <w:t>After cloning the repo and navigating to the chat-app folder in Cloud Shell, capture the .env file open in the code editor showing the project endpoint and model deployment name configured.</w:t>
+        <w:t>In the model playground with the Compare models view active, after submitting the river-crossing puzzle prompt, capture a screenshot showing both gpt-4.1 and gpt-4.1-mini responses side-by-side in the two chat panes.</w:t>
       </w:r>
     </w:p>
     <w:tbl>
@@ -241,60 +241,12 @@
           <w:b/>
           <w:sz w:val="22"/>
         </w:rPr>
-        <w:t>Screenshot 3 — Chat Application Running</w:t>
+        <w:t>Screenshot 3 — Evaluation Results</w:t>
       </w:r>
     </w:p>
     <w:p>
       <w:r>
-        <w:t>After running 'python chat-app.py' in Cloud Shell, capture the terminal showing at least two exchanges with the AI assistant, including a question and a follow-up.</w:t>
-      </w:r>
-    </w:p>
-    <w:tbl>
-      <w:tblPr>
-        <w:tblStyle w:val="TableGrid"/>
-        <w:tblW w:type="auto" w:w="0"/>
-        <w:jc w:val="center"/>
-        <w:tblLook w:firstColumn="1" w:firstRow="1" w:lastColumn="0" w:lastRow="0" w:noHBand="0" w:noVBand="1" w:val="04A0"/>
-      </w:tblPr>
-      <w:tblGrid>
-        <w:gridCol w:w="9360"/>
-      </w:tblGrid>
-      <w:tr>
-        <w:tc>
-          <w:tcPr>
-            <w:tcW w:type="dxa" w:w="8640"/>
-            <w:shd w:fill="F2F2F2" w:val="clear"/>
-          </w:tcPr>
-          <w:p>
-            <w:pPr>
-              <w:spacing w:before="1200" w:after="1200"/>
-              <w:jc w:val="center"/>
-            </w:pPr>
-            <w:r>
-              <w:rPr>
-                <w:i/>
-                <w:color w:val="999999"/>
-                <w:sz w:val="24"/>
-              </w:rPr>
-              <w:t>[ Insert Screenshot Here ]</w:t>
-            </w:r>
-          </w:p>
-        </w:tc>
-      </w:tr>
-    </w:tbl>
-    <w:p/>
-    <w:p>
-      <w:r>
-        <w:rPr>
-          <w:b/>
-          <w:sz w:val="22"/>
-        </w:rPr>
-        <w:t>Screenshot 4 — Multi-Turn Conversation</w:t>
-      </w:r>
-    </w:p>
-    <w:p>
-      <w:r>
-        <w:t>Continue the conversation with a follow-up question that references context from your previous exchange. Capture the terminal showing how the model uses chat history to provide a contextually relevant response.</w:t>
+        <w:t>After the travel-assistant evaluation run completes, capture a screenshot of the evaluation results overview page showing the summary metrics (e.g., groundedness, coherence, safety scores) and the failure analysis clusters visible in the Analyze results view.</w:t>
       </w:r>
     </w:p>
     <w:tbl>
@@ -347,7 +299,7 @@
           <w:b/>
           <w:sz w:val="22"/>
         </w:rPr>
-        <w:t>1. The application uses DefaultAzureCredential for authentication. What are the advantages of using managed identity credentials versus API keys for connecting to Azure AI services?</w:t>
+        <w:t>1. Based on the leaderboard trade-off chart, in what real-world scenario would you choose gpt-4.1-mini over gpt-4.1 despite lower benchmark quality scores, and what cost-performance factors drive that decision?</w:t>
       </w:r>
     </w:p>
     <w:p>
@@ -368,7 +320,7 @@
           <w:b/>
           <w:sz w:val="22"/>
         </w:rPr>
-        <w:t>2. The code maintains a prompt list that accumulates messages. How does this chat history mechanism enable multi-turn conversations, and what would happen if you didn't append previous messages?</w:t>
+        <w:t>2. What does the synthetic dataset evaluation tell you about the travel-assistant prompt configuration that a simple playground test would not reveal?</w:t>
       </w:r>
     </w:p>
     <w:p>
@@ -389,7 +341,7 @@
           <w:b/>
           <w:sz w:val="22"/>
         </w:rPr>
-        <w:t>3. Compare the experience of chatting with gpt-4o in the Foundry portal playground versus through your Python application. What capabilities does the SDK approach provide that the playground does not?</w:t>
+        <w:t>3. How does the AI-judge evaluation approach used in Microsoft Foundry differ from traditional software testing, and what are the limitations of using an AI model to evaluate another AI model's outputs?</w:t>
       </w:r>
     </w:p>
     <w:p>
